--- a/templates_docx/sree_mani_guarantor.docx
+++ b/templates_docx/sree_mani_guarantor.docx
@@ -8,32 +8,19 @@
         <w:rPr>
           <w:rFonts w:ascii="Verdana" w:eastAsia="Arial" w:hAnsi="Verdana" w:cs="Arial"/>
           <w:b/>
+          <w:sz w:val="20"/>
+          <w:szCs w:val="20"/>
+        </w:rPr>
+      </w:pPr>
+      <w:r>
+        <w:rPr>
+          <w:rFonts w:ascii="Verdana" w:eastAsia="Arial" w:hAnsi="Verdana" w:cs="Arial"/>
+          <w:b/>
           <w:sz w:val="24"/>
           <w:szCs w:val="24"/>
         </w:rPr>
-      </w:pPr>
-    </w:p>
-    <w:p>
-      <w:pPr>
-        <w:spacing w:line="240" w:lineRule="auto"/>
-        <w:rPr>
-          <w:rFonts w:ascii="Verdana" w:eastAsia="Arial" w:hAnsi="Verdana" w:cs="Arial"/>
-          <w:b/>
-          <w:sz w:val="24"/>
-          <w:szCs w:val="24"/>
-        </w:rPr>
-      </w:pPr>
-    </w:p>
-    <w:p>
-      <w:pPr>
-        <w:spacing w:line="240" w:lineRule="auto"/>
-        <w:rPr>
-          <w:rFonts w:ascii="Verdana" w:eastAsia="Arial" w:hAnsi="Verdana" w:cs="Arial"/>
-          <w:b/>
-          <w:sz w:val="20"/>
-          <w:szCs w:val="20"/>
-        </w:rPr>
-      </w:pPr>
+        <w:t>-</w:t>
+      </w:r>
       <w:r>
         <w:rPr>
           <w:rFonts w:ascii="Verdana" w:eastAsia="Arial" w:hAnsi="Verdana" w:cs="Arial"/>
@@ -537,6 +524,20 @@
         </w:rPr>
         <w:t>}}</w:t>
       </w:r>
+      <w:r>
+        <w:rPr>
+          <w:b/>
+          <w:bCs/>
+        </w:rPr>
+        <w:t>, pincode</w:t>
+      </w:r>
+      <w:r>
+        <w:rPr>
+          <w:b/>
+          <w:bCs/>
+        </w:rPr>
+        <w:t>-{{pincode}}</w:t>
+      </w:r>
     </w:p>
     <w:p>
       <w:pPr>
@@ -634,21 +635,23 @@
         </w:rPr>
       </w:pPr>
       <w:r>
-        <w:t xml:space="preserve">Under instructions from our client, </w:t>
-      </w:r>
-      <w:r>
-        <w:rPr>
-          <w:b/>
-          <w:bCs/>
-        </w:rPr>
-        <w:t>Sree Mani Finance</w:t>
-      </w:r>
-      <w:r>
-        <w:rPr>
-          <w:b/>
-          <w:bCs/>
-        </w:rPr>
-        <w:t xml:space="preserve"> ({{code}} Of {{company_name}})</w:t>
+        <w:t>Under instructions from</w:t>
+      </w:r>
+      <w:r>
+        <w:t xml:space="preserve"> my</w:t>
+      </w:r>
+      <w:r>
+        <w:t xml:space="preserve"> client, </w:t>
+      </w:r>
+      <w:r>
+        <w:t xml:space="preserve">M/s </w:t>
+      </w:r>
+      <w:r>
+        <w:rPr>
+          <w:b/>
+          <w:bCs/>
+        </w:rPr>
+        <w:t>Sree Mani Finance ({{code}} Of {{company_name}})</w:t>
       </w:r>
       <w:r>
         <w:t xml:space="preserve">, we are issuing this notice to you in your capacity as the </w:t>
@@ -743,7 +746,13 @@
         <w:t>}}</w:t>
       </w:r>
       <w:r>
-        <w:t>, as per the terms and conditions of the Loan Agreement executed between the Borrower and our client.</w:t>
+        <w:t xml:space="preserve">, as per the terms and conditions of the Loan Agreement executed between the Borrower and </w:t>
+      </w:r>
+      <w:r>
+        <w:t xml:space="preserve">my </w:t>
+      </w:r>
+      <w:r>
+        <w:t>client.</w:t>
       </w:r>
     </w:p>
     <w:p>
@@ -755,7 +764,10 @@
         </w:rPr>
       </w:pPr>
       <w:r>
-        <w:t xml:space="preserve">Our client has informed us that the said loan account has become irregular due to the Borrower’s failure to make timely payments of the agreed instalments and dues, despite repeated reminders and demands. As on </w:t>
+        <w:t>My</w:t>
+      </w:r>
+      <w:r>
+        <w:t xml:space="preserve"> client has informed us that the said loan account has become irregular due to the Borrower’s failure to make timely payments of the agreed instalments and dues, despite repeated reminders and demands. As on </w:t>
       </w:r>
       <w:r>
         <w:rPr>
@@ -860,7 +872,13 @@
         <w:jc w:val="both"/>
       </w:pPr>
       <w:r>
-        <w:t>In view of the continuing default and breach of the loan agreement terms, our client has recalled the entire outstanding loan amount along with applicable interest, penal charges, and other dues with immediate effect.</w:t>
+        <w:t xml:space="preserve">In view of the continuing default and breach of the loan agreement terms, </w:t>
+      </w:r>
+      <w:r>
+        <w:t>my</w:t>
+      </w:r>
+      <w:r>
+        <w:t xml:space="preserve"> client has recalled the entire outstanding loan amount along with applicable interest, penal charges, and other dues with immediate effect.</w:t>
       </w:r>
     </w:p>
     <w:p>
@@ -886,7 +904,13 @@
         <w:jc w:val="both"/>
       </w:pPr>
       <w:r>
-        <w:t xml:space="preserve"> Kindly note that failure to comply with this demand will compel our client to initiate appropriate legal and recovery proceedings against the Borrower, Co-applicant, and you as the Guarantor, including but not limited to enforcement of security, without any further notice and entirely at your risk, cost, and consequences.</w:t>
+        <w:t xml:space="preserve"> Kindly note that failure to comply with this </w:t>
+      </w:r>
+      <w:r>
+        <w:t>notice</w:t>
+      </w:r>
+      <w:r>
+        <w:t xml:space="preserve"> will compel our client to initiate appropriate legal and recovery proceedings against the Borrower, Co-applicant, and you as the Guarantor, including but not limited to enforcement of security, without any further notice and entirely at your risk, cost, and consequences.</w:t>
       </w:r>
     </w:p>
     <w:p>
@@ -994,7 +1018,7 @@
     </w:p>
     <w:p/>
     <w:sectPr>
-      <w:headerReference w:type="default" r:id="rId4"/>
+      <w:headerReference w:type="default" r:id="rId6"/>
       <w:pgSz w:w="12240" w:h="20160" w:code="5"/>
       <w:pgMar w:top="1440" w:right="1440" w:bottom="1440" w:left="1440" w:header="850" w:footer="708" w:gutter="0"/>
       <w:cols w:space="708"/>
@@ -1002,6 +1026,56 @@
     </w:sectPr>
   </w:body>
 </w:document>
+</file>
+
+<file path=word/endnotes.xml><?xml version="1.0" encoding="utf-8"?>
+<w:endnotes xmlns:wpc="http://schemas.microsoft.com/office/word/2010/wordprocessingCanvas" xmlns:cx="http://schemas.microsoft.com/office/drawing/2014/chartex" xmlns:cx1="http://schemas.microsoft.com/office/drawing/2015/9/8/chartex" xmlns:cx2="http://schemas.microsoft.com/office/drawing/2015/10/21/chartex" xmlns:cx3="http://schemas.microsoft.com/office/drawing/2016/5/9/chartex" xmlns:cx4="http://schemas.microsoft.com/office/drawing/2016/5/10/chartex" xmlns:cx5="http://schemas.microsoft.com/office/drawing/2016/5/11/chartex" xmlns:cx6="http://schemas.microsoft.com/office/drawing/2016/5/12/chartex" xmlns:cx7="http://schemas.microsoft.com/office/drawing/2016/5/13/chartex" xmlns:cx8="http://schemas.microsoft.com/office/drawing/2016/5/14/chartex" xmlns:mc="http://schemas.openxmlformats.org/markup-compatibility/2006" xmlns:aink="http://schemas.microsoft.com/office/drawing/2016/ink" xmlns:am3d="http://schemas.microsoft.com/office/drawing/2017/model3d" xmlns:o="urn:schemas-microsoft-com:office:office" xmlns:oel="http://schemas.microsoft.com/office/2019/extlst" xmlns:r="http://schemas.openxmlformats.org/officeDocument/2006/relationships" xmlns:m="http://schemas.openxmlformats.org/officeDocument/2006/math" xmlns:v="urn:schemas-microsoft-com:vml" xmlns:wp14="http://schemas.microsoft.com/office/word/2010/wordprocessingDrawing" xmlns:wp="http://schemas.openxmlformats.org/drawingml/2006/wordprocessingDrawing" xmlns:w10="urn:schemas-microsoft-com:office:word" xmlns:w="http://schemas.openxmlformats.org/wordprocessingml/2006/main" xmlns:w14="http://schemas.microsoft.com/office/word/2010/wordml" xmlns:w15="http://schemas.microsoft.com/office/word/2012/wordml" xmlns:w16cex="http://schemas.microsoft.com/office/word/2018/wordml/cex" xmlns:w16cid="http://schemas.microsoft.com/office/word/2016/wordml/cid" xmlns:w16="http://schemas.microsoft.com/office/word/2018/wordml" xmlns:w16du="http://schemas.microsoft.com/office/word/2023/wordml/word16du" xmlns:w16sdtdh="http://schemas.microsoft.com/office/word/2020/wordml/sdtdatahash" xmlns:w16sdtfl="http://schemas.microsoft.com/office/word/2024/wordml/sdtformatlock" xmlns:w16se="http://schemas.microsoft.com/office/word/2015/wordml/symex" xmlns:wpg="http://schemas.microsoft.com/office/word/2010/wordprocessingGroup" xmlns:wpi="http://schemas.microsoft.com/office/word/2010/wordprocessingInk" xmlns:wne="http://schemas.microsoft.com/office/word/2006/wordml" xmlns:wps="http://schemas.microsoft.com/office/word/2010/wordprocessingShape" mc:Ignorable="w14 w15 w16se w16cid w16 w16cex w16sdtdh w16sdtfl w16du wp14">
+  <w:endnote w:type="separator" w:id="-1">
+    <w:p>
+      <w:pPr>
+        <w:spacing w:after="0" w:line="240" w:lineRule="auto"/>
+      </w:pPr>
+      <w:r>
+        <w:separator/>
+      </w:r>
+    </w:p>
+  </w:endnote>
+  <w:endnote w:type="continuationSeparator" w:id="0">
+    <w:p>
+      <w:pPr>
+        <w:spacing w:after="0" w:line="240" w:lineRule="auto"/>
+      </w:pPr>
+      <w:r>
+        <w:continuationSeparator/>
+      </w:r>
+    </w:p>
+  </w:endnote>
+</w:endnotes>
+</file>
+
+<file path=word/footnotes.xml><?xml version="1.0" encoding="utf-8"?>
+<w:footnotes xmlns:wpc="http://schemas.microsoft.com/office/word/2010/wordprocessingCanvas" xmlns:cx="http://schemas.microsoft.com/office/drawing/2014/chartex" xmlns:cx1="http://schemas.microsoft.com/office/drawing/2015/9/8/chartex" xmlns:cx2="http://schemas.microsoft.com/office/drawing/2015/10/21/chartex" xmlns:cx3="http://schemas.microsoft.com/office/drawing/2016/5/9/chartex" xmlns:cx4="http://schemas.microsoft.com/office/drawing/2016/5/10/chartex" xmlns:cx5="http://schemas.microsoft.com/office/drawing/2016/5/11/chartex" xmlns:cx6="http://schemas.microsoft.com/office/drawing/2016/5/12/chartex" xmlns:cx7="http://schemas.microsoft.com/office/drawing/2016/5/13/chartex" xmlns:cx8="http://schemas.microsoft.com/office/drawing/2016/5/14/chartex" xmlns:mc="http://schemas.openxmlformats.org/markup-compatibility/2006" xmlns:aink="http://schemas.microsoft.com/office/drawing/2016/ink" xmlns:am3d="http://schemas.microsoft.com/office/drawing/2017/model3d" xmlns:o="urn:schemas-microsoft-com:office:office" xmlns:oel="http://schemas.microsoft.com/office/2019/extlst" xmlns:r="http://schemas.openxmlformats.org/officeDocument/2006/relationships" xmlns:m="http://schemas.openxmlformats.org/officeDocument/2006/math" xmlns:v="urn:schemas-microsoft-com:vml" xmlns:wp14="http://schemas.microsoft.com/office/word/2010/wordprocessingDrawing" xmlns:wp="http://schemas.openxmlformats.org/drawingml/2006/wordprocessingDrawing" xmlns:w10="urn:schemas-microsoft-com:office:word" xmlns:w="http://schemas.openxmlformats.org/wordprocessingml/2006/main" xmlns:w14="http://schemas.microsoft.com/office/word/2010/wordml" xmlns:w15="http://schemas.microsoft.com/office/word/2012/wordml" xmlns:w16cex="http://schemas.microsoft.com/office/word/2018/wordml/cex" xmlns:w16cid="http://schemas.microsoft.com/office/word/2016/wordml/cid" xmlns:w16="http://schemas.microsoft.com/office/word/2018/wordml" xmlns:w16du="http://schemas.microsoft.com/office/word/2023/wordml/word16du" xmlns:w16sdtdh="http://schemas.microsoft.com/office/word/2020/wordml/sdtdatahash" xmlns:w16sdtfl="http://schemas.microsoft.com/office/word/2024/wordml/sdtformatlock" xmlns:w16se="http://schemas.microsoft.com/office/word/2015/wordml/symex" xmlns:wpg="http://schemas.microsoft.com/office/word/2010/wordprocessingGroup" xmlns:wpi="http://schemas.microsoft.com/office/word/2010/wordprocessingInk" xmlns:wne="http://schemas.microsoft.com/office/word/2006/wordml" xmlns:wps="http://schemas.microsoft.com/office/word/2010/wordprocessingShape" mc:Ignorable="w14 w15 w16se w16cid w16 w16cex w16sdtdh w16sdtfl w16du wp14">
+  <w:footnote w:type="separator" w:id="-1">
+    <w:p>
+      <w:pPr>
+        <w:spacing w:after="0" w:line="240" w:lineRule="auto"/>
+      </w:pPr>
+      <w:r>
+        <w:separator/>
+      </w:r>
+    </w:p>
+  </w:footnote>
+  <w:footnote w:type="continuationSeparator" w:id="0">
+    <w:p>
+      <w:pPr>
+        <w:spacing w:after="0" w:line="240" w:lineRule="auto"/>
+      </w:pPr>
+      <w:r>
+        <w:continuationSeparator/>
+      </w:r>
+    </w:p>
+  </w:footnote>
+</w:footnotes>
 </file>
 
 <file path=word/header1.xml><?xml version="1.0" encoding="utf-8"?>
